--- a/docs/SPMP.docx
+++ b/docs/SPMP.docx
@@ -3812,6 +3812,68 @@
           <w:sz w:val="24"/>
           <w:szCs w:val="24"/>
         </w:rPr>
+        <w:t>Cache Server:</w:t>
+      </w:r>
+      <w:r>
+        <w:rPr>
+          <w:rStyle w:val="24"/>
+          <w:rFonts w:hint="default" w:ascii="Tahoma" w:hAnsi="Tahoma" w:cs="Tahoma"/>
+          <w:sz w:val="24"/>
+          <w:szCs w:val="24"/>
+          <w:lang w:val="en-US"/>
+        </w:rPr>
+        <w:tab/>
+      </w:r>
+      <w:r>
+        <w:rPr>
+          <w:rStyle w:val="24"/>
+          <w:rFonts w:hint="default" w:ascii="Tahoma" w:hAnsi="Tahoma" w:cs="Tahoma"/>
+          <w:sz w:val="24"/>
+          <w:szCs w:val="24"/>
+          <w:lang w:val="en-US"/>
+        </w:rPr>
+        <w:tab/>
+      </w:r>
+      <w:r>
+        <w:rPr>
+          <w:rFonts w:hint="default" w:ascii="Tahoma" w:hAnsi="Tahoma" w:cs="Tahoma"/>
+          <w:sz w:val="24"/>
+          <w:szCs w:val="24"/>
+        </w:rPr>
+        <w:t>Redis Cluster (add-on)</w:t>
+      </w:r>
+    </w:p>
+    <w:p>
+      <w:pPr>
+        <w:pStyle w:val="23"/>
+        <w:keepNext w:val="0"/>
+        <w:keepLines w:val="0"/>
+        <w:widowControl/>
+        <w:numPr>
+          <w:ilvl w:val="0"/>
+          <w:numId w:val="12"/>
+        </w:numPr>
+        <w:suppressLineNumbers w:val="0"/>
+        <w:tabs>
+          <w:tab w:val="left" w:pos="420"/>
+          <w:tab w:val="clear" w:pos="840"/>
+        </w:tabs>
+        <w:spacing w:before="0" w:beforeAutospacing="1" w:after="0" w:afterAutospacing="1"/>
+        <w:ind w:left="840" w:leftChars="0" w:right="0" w:hanging="420" w:firstLineChars="0"/>
+        <w:jc w:val="both"/>
+        <w:rPr>
+          <w:rFonts w:hint="default" w:ascii="Tahoma" w:hAnsi="Tahoma" w:cs="Tahoma"/>
+          <w:sz w:val="24"/>
+          <w:szCs w:val="24"/>
+        </w:rPr>
+      </w:pPr>
+      <w:r>
+        <w:rPr>
+          <w:rStyle w:val="24"/>
+          <w:rFonts w:hint="default" w:ascii="Tahoma" w:hAnsi="Tahoma" w:cs="Tahoma"/>
+          <w:sz w:val="24"/>
+          <w:szCs w:val="24"/>
+        </w:rPr>
         <w:t>Local Mobile Database:</w:t>
       </w:r>
       <w:r>
@@ -7302,6 +7364,94 @@
                 <w:sz w:val="24"/>
                 <w:szCs w:val="24"/>
               </w:rPr>
+              <w:t>Redis Cluster</w:t>
+            </w:r>
+          </w:p>
+        </w:tc>
+        <w:tc>
+          <w:tcPr>
+            <w:tcW w:w="6930" w:type="dxa"/>
+          </w:tcPr>
+          <w:p>
+            <w:pPr>
+              <w:tabs>
+                <w:tab w:val="left" w:pos="220"/>
+                <w:tab w:val="left" w:pos="720"/>
+              </w:tabs>
+              <w:suppressAutoHyphens w:val="0"/>
+              <w:autoSpaceDE w:val="0"/>
+              <w:autoSpaceDN w:val="0"/>
+              <w:adjustRightInd w:val="0"/>
+              <w:spacing w:line="360" w:lineRule="auto"/>
+              <w:jc w:val="both"/>
+              <w:rPr>
+                <w:rFonts w:hint="default" w:ascii="Tahoma" w:hAnsi="Tahoma" w:eastAsia="Times New Roman" w:cs="Tahoma"/>
+                <w:color w:val="000000"/>
+                <w:kern w:val="0"/>
+                <w:sz w:val="24"/>
+                <w:szCs w:val="24"/>
+                <w:lang w:eastAsia="en-US"/>
+              </w:rPr>
+            </w:pPr>
+            <w:r>
+              <w:rPr>
+                <w:rFonts w:hint="default" w:ascii="Tahoma" w:hAnsi="Tahoma" w:eastAsia="SimSun" w:cs="Tahoma"/>
+                <w:sz w:val="24"/>
+                <w:szCs w:val="24"/>
+              </w:rPr>
+              <w:t>An in-memory data store run as several cooperating nodes, used by the HRIS only as a cache in front of MySQL, which remains the store of record. An add-on to the planned technology stack.</w:t>
+            </w:r>
+          </w:p>
+        </w:tc>
+      </w:tr>
+      <w:tr>
+        <w:tblPrEx>
+          <w:tblBorders>
+            <w:top w:val="single" w:color="000000" w:sz="4" w:space="0"/>
+            <w:left w:val="single" w:color="000000" w:sz="4" w:space="0"/>
+            <w:bottom w:val="single" w:color="000000" w:sz="4" w:space="0"/>
+            <w:right w:val="single" w:color="000000" w:sz="4" w:space="0"/>
+            <w:insideH w:val="single" w:color="000000" w:sz="4" w:space="0"/>
+            <w:insideV w:val="single" w:color="000000" w:sz="4" w:space="0"/>
+          </w:tblBorders>
+          <w:tblCellMar>
+            <w:top w:w="0" w:type="dxa"/>
+            <w:left w:w="108" w:type="dxa"/>
+            <w:bottom w:w="0" w:type="dxa"/>
+            <w:right w:w="108" w:type="dxa"/>
+          </w:tblCellMar>
+        </w:tblPrEx>
+        <w:tc>
+          <w:tcPr>
+            <w:tcW w:w="3258" w:type="dxa"/>
+          </w:tcPr>
+          <w:p>
+            <w:pPr>
+              <w:tabs>
+                <w:tab w:val="left" w:pos="220"/>
+                <w:tab w:val="left" w:pos="720"/>
+              </w:tabs>
+              <w:suppressAutoHyphens w:val="0"/>
+              <w:autoSpaceDE w:val="0"/>
+              <w:autoSpaceDN w:val="0"/>
+              <w:adjustRightInd w:val="0"/>
+              <w:spacing w:line="360" w:lineRule="auto"/>
+              <w:jc w:val="both"/>
+              <w:rPr>
+                <w:rFonts w:hint="default" w:ascii="Tahoma" w:hAnsi="Tahoma" w:eastAsia="Times New Roman" w:cs="Tahoma"/>
+                <w:color w:val="000000"/>
+                <w:kern w:val="0"/>
+                <w:sz w:val="24"/>
+                <w:szCs w:val="24"/>
+                <w:lang w:eastAsia="en-US"/>
+              </w:rPr>
+            </w:pPr>
+            <w:r>
+              <w:rPr>
+                <w:rFonts w:hint="default" w:ascii="Tahoma" w:hAnsi="Tahoma" w:eastAsia="SimSun" w:cs="Tahoma"/>
+                <w:sz w:val="24"/>
+                <w:szCs w:val="24"/>
+              </w:rPr>
               <w:t>SQLite</w:t>
             </w:r>
           </w:p>
@@ -10513,6 +10663,29 @@
           <w:szCs w:val="24"/>
         </w:rPr>
         <w:t xml:space="preserve"> Accessed 2026.</w:t>
+      </w:r>
+    </w:p>
+    <w:p>
+      <w:pPr>
+        <w:pStyle w:val="23"/>
+        <w:keepNext w:val="0"/>
+        <w:keepLines w:val="0"/>
+        <w:widowControl/>
+        <w:suppressLineNumbers w:val="0"/>
+        <w:jc w:val="both"/>
+        <w:rPr>
+          <w:rFonts w:hint="default" w:ascii="Tahoma" w:hAnsi="Tahoma" w:cs="Tahoma"/>
+          <w:sz w:val="24"/>
+          <w:szCs w:val="24"/>
+        </w:rPr>
+      </w:pPr>
+      <w:r>
+        <w:rPr>
+          <w:rFonts w:hint="default" w:ascii="Tahoma" w:hAnsi="Tahoma" w:cs="Tahoma"/>
+          <w:sz w:val="24"/>
+          <w:szCs w:val="24"/>
+        </w:rPr>
+        <w:t>[13] Redis Ltd., “Redis Documentation.” Web. https://redis.io/docs/ Accessed 2026.</w:t>
       </w:r>
     </w:p>
     <w:p>
@@ -30111,6 +30284,86 @@
                 <w:szCs w:val="24"/>
               </w:rPr>
               <w:t>MySQL</w:t>
+            </w:r>
+          </w:p>
+        </w:tc>
+      </w:tr>
+      <w:tr>
+        <w:tblPrEx>
+          <w:tblBorders>
+            <w:top w:val="single" w:color="auto" w:sz="4" w:space="0"/>
+            <w:left w:val="single" w:color="auto" w:sz="4" w:space="0"/>
+            <w:bottom w:val="single" w:color="auto" w:sz="4" w:space="0"/>
+            <w:right w:val="single" w:color="auto" w:sz="4" w:space="0"/>
+            <w:insideH w:val="single" w:color="auto" w:sz="4" w:space="0"/>
+            <w:insideV w:val="single" w:color="auto" w:sz="4" w:space="0"/>
+          </w:tblBorders>
+          <w:tblCellMar>
+            <w:top w:w="0" w:type="dxa"/>
+            <w:left w:w="108" w:type="dxa"/>
+            <w:bottom w:w="0" w:type="dxa"/>
+            <w:right w:w="108" w:type="dxa"/>
+          </w:tblCellMar>
+        </w:tblPrEx>
+        <w:tc>
+          <w:tcPr>
+            <w:tcW w:w="4968" w:type="dxa"/>
+          </w:tcPr>
+          <w:p>
+            <w:pPr>
+              <w:suppressAutoHyphens w:val="0"/>
+              <w:autoSpaceDE w:val="0"/>
+              <w:autoSpaceDN w:val="0"/>
+              <w:adjustRightInd w:val="0"/>
+              <w:jc w:val="both"/>
+              <w:rPr>
+                <w:rFonts w:hint="default" w:ascii="Tahoma" w:hAnsi="Tahoma" w:eastAsia="Times New Roman" w:cs="Tahoma"/>
+                <w:color w:val="000000"/>
+                <w:kern w:val="0"/>
+                <w:sz w:val="24"/>
+                <w:szCs w:val="24"/>
+                <w:vertAlign w:val="baseline"/>
+                <w:lang w:eastAsia="en-US"/>
+              </w:rPr>
+            </w:pPr>
+            <w:r>
+              <w:rPr>
+                <w:rFonts w:hint="default" w:ascii="Tahoma" w:hAnsi="Tahoma" w:eastAsia="SimSun" w:cs="Tahoma"/>
+                <w:sz w:val="24"/>
+                <w:szCs w:val="24"/>
+              </w:rPr>
+              <w:t>Cache (add-on)</w:t>
+            </w:r>
+          </w:p>
+        </w:tc>
+        <w:tc>
+          <w:tcPr>
+            <w:tcW w:w="4968" w:type="dxa"/>
+          </w:tcPr>
+          <w:p>
+            <w:pPr>
+              <w:suppressAutoHyphens w:val="0"/>
+              <w:autoSpaceDE w:val="0"/>
+              <w:autoSpaceDN w:val="0"/>
+              <w:adjustRightInd w:val="0"/>
+              <w:jc w:val="both"/>
+              <w:rPr>
+                <w:rFonts w:hint="default" w:ascii="Tahoma" w:hAnsi="Tahoma" w:eastAsia="Times New Roman" w:cs="Tahoma"/>
+                <w:color w:val="000000"/>
+                <w:kern w:val="0"/>
+                <w:sz w:val="24"/>
+                <w:szCs w:val="24"/>
+                <w:vertAlign w:val="baseline"/>
+                <w:lang w:eastAsia="en-US"/>
+              </w:rPr>
+            </w:pPr>
+            <w:r>
+              <w:rPr>
+                <w:rFonts w:hint="default" w:ascii="Tahoma" w:hAnsi="Tahoma" w:eastAsia="SimSun" w:cs="Tahoma"/>
+                <w:sz w:val="24"/>
+                <w:szCs w:val="24"/>
+              </w:rPr>
+              <w:t>Redis Cluster</w:t>
             </w:r>
           </w:p>
         </w:tc>
